--- a/examples/20-relazione-completa/grasshopper-verified.docx
+++ b/examples/20-relazione-completa/grasshopper-verified.docx
@@ -23,6 +23,9 @@
     <w:p>
       <w:pPr>
         <p4:pStyle xmlns:p4="http://schemas.openxmlformats.org/wordprocessingml/2006/main" p4:val="Normal"/>
+        <p4:spacing xmlns:p4="http://schemas.openxmlformats.org/wordprocessingml/2006/main" p4:before="0" p4:after="120" p4:line="276" p4:lineRule="auto"/>
+        <p4:ind xmlns:p4="http://schemas.openxmlformats.org/wordprocessingml/2006/main" p4:start="0" p4:end="0" p4:firstLine="0"/>
+        <p4:jc xmlns:p4="http://schemas.openxmlformats.org/wordprocessingml/2006/main" p4:val="left"/>
       </w:pPr>
       <w:r>
         <w:rPr/>
@@ -338,7 +341,7 @@
                     <pic:cNvPicPr/>
                   </pic:nvPicPr>
                   <pic:blipFill>
-                    <a:blip xmlns:p10="http://schemas.openxmlformats.org/officeDocument/2006/relationships" p10:embed="R138c945c17de4235"/>
+                    <a:blip xmlns:p10="http://schemas.openxmlformats.org/officeDocument/2006/relationships" p10:embed="R9c047c3b41144dd0"/>
                     <a:stretch>
                       <a:fillRect/>
                     </a:stretch>
@@ -449,6 +452,9 @@
     <w:p>
       <w:pPr>
         <p4:pStyle xmlns:p4="http://schemas.openxmlformats.org/wordprocessingml/2006/main" p4:val="Normal"/>
+        <p4:spacing xmlns:p4="http://schemas.openxmlformats.org/wordprocessingml/2006/main" p4:before="0" p4:after="120" p4:line="276" p4:lineRule="auto"/>
+        <p4:ind xmlns:p4="http://schemas.openxmlformats.org/wordprocessingml/2006/main" p4:start="0" p4:end="0" p4:firstLine="0"/>
+        <p4:jc xmlns:p4="http://schemas.openxmlformats.org/wordprocessingml/2006/main" p4:val="left"/>
       </w:pPr>
       <w:r>
         <w:rPr/>
@@ -467,8 +473,8 @@
     <w:p>
       <w:pPr>
         <w:sectPr>
-          <p5:headerReference xmlns:p6="http://schemas.openxmlformats.org/officeDocument/2006/relationships" xmlns:p5="http://schemas.openxmlformats.org/wordprocessingml/2006/main" p5:type="default" p6:id="R880cfc7a74524a28"/>
-          <p5:footerReference xmlns:p6="http://schemas.openxmlformats.org/officeDocument/2006/relationships" xmlns:p5="http://schemas.openxmlformats.org/wordprocessingml/2006/main" p5:type="default" p6:id="R1086136e025d4d5a"/>
+          <p5:headerReference xmlns:p6="http://schemas.openxmlformats.org/officeDocument/2006/relationships" xmlns:p5="http://schemas.openxmlformats.org/wordprocessingml/2006/main" p5:type="default" p6:id="Rb2b4da74b2e4445a"/>
+          <p5:footerReference xmlns:p6="http://schemas.openxmlformats.org/officeDocument/2006/relationships" xmlns:p5="http://schemas.openxmlformats.org/wordprocessingml/2006/main" p5:type="default" p6:id="Raba20e7a3e5047b5"/>
           <p5:type xmlns:p5="http://schemas.openxmlformats.org/wordprocessingml/2006/main" p5:val="nextPage"/>
           <p5:pgSz xmlns:p5="http://schemas.openxmlformats.org/wordprocessingml/2006/main" p5:w="11906" p5:h="16838" p5:orient="portrait"/>
           <p5:pgMar xmlns:p5="http://schemas.openxmlformats.org/wordprocessingml/2006/main" p5:top="1134" p5:right="1134" p5:bottom="1134" p5:left="1134" p5:header="450" p5:footer="450" p5:gutter="0"/>
@@ -731,8 +737,8 @@
       </w:tr>
     </w:tbl>
     <w:sectPr>
-      <p2:headerReference xmlns:p3="http://schemas.openxmlformats.org/officeDocument/2006/relationships" xmlns:p2="http://schemas.openxmlformats.org/wordprocessingml/2006/main" p2:type="default" p3:id="R1b4f8cc7bd8443cd"/>
-      <p2:footerReference xmlns:p3="http://schemas.openxmlformats.org/officeDocument/2006/relationships" xmlns:p2="http://schemas.openxmlformats.org/wordprocessingml/2006/main" p2:type="default" p3:id="R3807431595b642f8"/>
+      <p2:headerReference xmlns:p3="http://schemas.openxmlformats.org/officeDocument/2006/relationships" xmlns:p2="http://schemas.openxmlformats.org/wordprocessingml/2006/main" p2:type="default" p3:id="Rda088b3ec0f74919"/>
+      <p2:footerReference xmlns:p3="http://schemas.openxmlformats.org/officeDocument/2006/relationships" xmlns:p2="http://schemas.openxmlformats.org/wordprocessingml/2006/main" p2:type="default" p3:id="R7bfdad242a5442e0"/>
       <p2:type xmlns:p2="http://schemas.openxmlformats.org/wordprocessingml/2006/main" p2:val="nextPage"/>
       <p2:pgSz xmlns:p2="http://schemas.openxmlformats.org/wordprocessingml/2006/main" p2:w="16838" p2:h="11906" p2:orient="landscape"/>
       <p2:pgMar xmlns:p2="http://schemas.openxmlformats.org/wordprocessingml/2006/main" p2:top="1134" p2:right="1134" p2:bottom="1134" p2:left="1134" p2:header="450" p2:footer="450" p2:gutter="0"/>
